--- a/backend/modelos/_procuracoes_rotativas/P03.docx
+++ b/backend/modelos/_procuracoes_rotativas/P03.docx
@@ -83,7 +83,7 @@
           <w:rFonts w:ascii="Calibri" w:hAnsi="Calibri"/>
           <w:sz w:val="22"/>
         </w:rPr>
-        <w:t>PODERES CONFERIDOS: O(a) OUTORGANTE constitui como seu(sua) bastante procurador(a) o(a) advogado(a) acima qualificado(a), conferindo-lhe poderes para o foro em geral, nos termos do artigo 105 do Código de Processo Civil, especialmente para propor e acompanhar ação judicial em face de {{ administradora }}, podendo, para tanto, praticar todos os atos processuais necessários ao regular andamento da demanda; requerer, contestar, impugnar, recorrer e acompanhar procedimentos administrativos e judiciais; firmar acordos, transigir, desistir, receber e dar quitação; solicitar e levantar alvarás judiciais; extrair cópias, documentos e certidões; substabelecer, com ou sem reserva de poderes.</w:t>
+        <w:t>PODERES CONFERIDOS: O(a) OUTORGANTE constitui como seu(sua) bastante procurador(a) o(a) advogado(a) acima qualificado(a), conferindo-lhe poderes para o foro em geral, nos termos do artigo 105 do Código de Processo Civil, especialmente para propor e acompanhar ação judicial em face de {{ administradora }}, podendo, para tanto, praticar todos os atos processuais necessários ao regular andamento da demanda; requerer, contestar, impugnar, recorrer e acompanhar procedimentos administrativos e judiciais; firmar acordos, firmar compromissos, celebrar acordos, transigir, desistir, receber e dar quitação; solicitar e levantar alvarás judiciais; extrair cópias, documentos e certidões; substabelecer, com ou sem reserva de poderes.</w:t>
       </w:r>
     </w:p>
     <w:p>
